--- a/docs/operational/LaunchChecklist-LEADS.docx
+++ b/docs/operational/LaunchChecklist-LEADS.docx
@@ -48,7 +48,7 @@
           <w:sz w:val="20"/>
           <w:szCs w:val="20"/>
         </w:rPr>
-        <w:t xml:space="preserve">Document 9 of 10  ·  March 2026  ·  Complete before going live</w:t>
+        <w:t>Document 9 of 10  ·  March 2026  ·  Updated 2026-03-24</w:t>
       </w:r>
     </w:p>
     <w:p>
@@ -118,279 +118,258 @@
           <w:sz w:val="20"/>
           <w:szCs w:val="20"/>
         </w:rPr>
-        <w:t xml:space="preserve">[ ]  </w:t>
-      </w:r>
-      <w:r>
-        <w:rPr>
-          <w:color w:val="1A1A2E"/>
-          <w:sz w:val="20"/>
-          <w:szCs w:val="20"/>
-        </w:rPr>
-        <w:t xml:space="preserve">Home page: hero, icon cards, events preview, join CTA</w:t>
-      </w:r>
-      <w:r>
-        <w:rPr>
-          <w:color w:val="9CA3AF"/>
-          <w:sz w:val="18"/>
-          <w:szCs w:val="18"/>
-        </w:rPr>
-        <w:t xml:space="preserve">  →  </w:t>
-      </w:r>
-      <w:r>
-        <w:rPr>
-          <w:i/>
-          <w:iCs/>
-          <w:color w:val="6B7280"/>
-          <w:sz w:val="18"/>
-          <w:szCs w:val="18"/>
-        </w:rPr>
-        <w:t xml:space="preserve">Dev Lead</w:t>
-      </w:r>
-    </w:p>
-    <w:p>
-      <w:pPr>
-        <w:spacing w:after="50" w:before="50"/>
-      </w:pPr>
-      <w:r>
-        <w:rPr>
-          <w:b/>
-          <w:bCs/>
-          <w:color w:val="00BCD4"/>
-          <w:sz w:val="20"/>
-          <w:szCs w:val="20"/>
-        </w:rPr>
-        <w:t xml:space="preserve">[ ]  </w:t>
-      </w:r>
-      <w:r>
-        <w:rPr>
-          <w:color w:val="1A1A2E"/>
-          <w:sz w:val="20"/>
-          <w:szCs w:val="20"/>
-        </w:rPr>
-        <w:t xml:space="preserve">About page: story, team, journey stepper, progress bars</w:t>
-      </w:r>
-      <w:r>
-        <w:rPr>
-          <w:color w:val="9CA3AF"/>
-          <w:sz w:val="18"/>
-          <w:szCs w:val="18"/>
-        </w:rPr>
-        <w:t xml:space="preserve">  →  </w:t>
-      </w:r>
-      <w:r>
-        <w:rPr>
-          <w:i/>
-          <w:iCs/>
-          <w:color w:val="6B7280"/>
-          <w:sz w:val="18"/>
-          <w:szCs w:val="18"/>
-        </w:rPr>
-        <w:t xml:space="preserve">Dev Lead</w:t>
-      </w:r>
-    </w:p>
-    <w:p>
-      <w:pPr>
-        <w:spacing w:after="50" w:before="50"/>
-      </w:pPr>
-      <w:r>
-        <w:rPr>
-          <w:b/>
-          <w:bCs/>
-          <w:color w:val="00BCD4"/>
-          <w:sz w:val="20"/>
-          <w:szCs w:val="20"/>
-        </w:rPr>
-        <w:t xml:space="preserve">[ ]  </w:t>
-      </w:r>
-      <w:r>
-        <w:rPr>
-          <w:color w:val="1A1A2E"/>
-          <w:sz w:val="20"/>
-          <w:szCs w:val="20"/>
-        </w:rPr>
-        <w:t xml:space="preserve">Events page: masonry gallery, filter tabs, upcoming section</w:t>
-      </w:r>
-      <w:r>
-        <w:rPr>
-          <w:color w:val="9CA3AF"/>
-          <w:sz w:val="18"/>
-          <w:szCs w:val="18"/>
-        </w:rPr>
-        <w:t xml:space="preserve">  →  </w:t>
-      </w:r>
-      <w:r>
-        <w:rPr>
-          <w:i/>
-          <w:iCs/>
-          <w:color w:val="6B7280"/>
-          <w:sz w:val="18"/>
-          <w:szCs w:val="18"/>
-        </w:rPr>
-        <w:t xml:space="preserve">Dev Lead</w:t>
-      </w:r>
-    </w:p>
-    <w:p>
-      <w:pPr>
-        <w:spacing w:after="50" w:before="50"/>
-      </w:pPr>
-      <w:r>
-        <w:rPr>
-          <w:b/>
-          <w:bCs/>
-          <w:color w:val="00BCD4"/>
-          <w:sz w:val="20"/>
-          <w:szCs w:val="20"/>
-        </w:rPr>
-        <w:t xml:space="preserve">[ ]  </w:t>
-      </w:r>
-      <w:r>
-        <w:rPr>
-          <w:color w:val="1A1A2E"/>
-          <w:sz w:val="20"/>
-          <w:szCs w:val="20"/>
-        </w:rPr>
-        <w:t xml:space="preserve">BLS page: starfield hero, speakers, testimonial carousel, register</w:t>
-      </w:r>
-      <w:r>
-        <w:rPr>
-          <w:color w:val="9CA3AF"/>
-          <w:sz w:val="18"/>
-          <w:szCs w:val="18"/>
-        </w:rPr>
-        <w:t xml:space="preserve">  →  </w:t>
-      </w:r>
-      <w:r>
-        <w:rPr>
-          <w:i/>
-          <w:iCs/>
-          <w:color w:val="6B7280"/>
-          <w:sz w:val="18"/>
-          <w:szCs w:val="18"/>
-        </w:rPr>
-        <w:t xml:space="preserve">Dev Lead</w:t>
-      </w:r>
-    </w:p>
-    <w:p>
-      <w:pPr>
-        <w:spacing w:after="50" w:before="50"/>
-      </w:pPr>
-      <w:r>
-        <w:rPr>
-          <w:b/>
-          <w:bCs/>
-          <w:color w:val="00BCD4"/>
-          <w:sz w:val="20"/>
-          <w:szCs w:val="20"/>
-        </w:rPr>
-        <w:t xml:space="preserve">[ ]  </w:t>
-      </w:r>
-      <w:r>
-        <w:rPr>
-          <w:color w:val="1A1A2E"/>
-          <w:sz w:val="20"/>
-          <w:szCs w:val="20"/>
-        </w:rPr>
-        <w:t xml:space="preserve">Join Us page: journey steps, benefits list, join form</w:t>
-      </w:r>
-      <w:r>
-        <w:rPr>
-          <w:color w:val="9CA3AF"/>
-          <w:sz w:val="18"/>
-          <w:szCs w:val="18"/>
-        </w:rPr>
-        <w:t xml:space="preserve">  →  </w:t>
-      </w:r>
-      <w:r>
-        <w:rPr>
-          <w:i/>
-          <w:iCs/>
-          <w:color w:val="6B7280"/>
-          <w:sz w:val="18"/>
-          <w:szCs w:val="18"/>
-        </w:rPr>
-        <w:t xml:space="preserve">Dev Lead</w:t>
-      </w:r>
-    </w:p>
-    <w:p>
-      <w:pPr>
-        <w:spacing w:after="50" w:before="50"/>
-      </w:pPr>
-      <w:r>
-        <w:rPr>
-          <w:b/>
-          <w:bCs/>
-          <w:color w:val="00BCD4"/>
-          <w:sz w:val="20"/>
-          <w:szCs w:val="20"/>
-        </w:rPr>
-        <w:t xml:space="preserve">[ ]  </w:t>
-      </w:r>
-      <w:r>
-        <w:rPr>
-          <w:color w:val="1A1A2E"/>
-          <w:sz w:val="20"/>
-          <w:szCs w:val="20"/>
-        </w:rPr>
-        <w:t xml:space="preserve">Contact page: form, info column, map accent</w:t>
-      </w:r>
-      <w:r>
-        <w:rPr>
-          <w:color w:val="9CA3AF"/>
-          <w:sz w:val="18"/>
-          <w:szCs w:val="18"/>
-        </w:rPr>
-        <w:t xml:space="preserve">  →  </w:t>
-      </w:r>
-      <w:r>
-        <w:rPr>
-          <w:i/>
-          <w:iCs/>
-          <w:color w:val="6B7280"/>
-          <w:sz w:val="18"/>
-          <w:szCs w:val="18"/>
-        </w:rPr>
-        <w:t xml:space="preserve">Dev Lead</w:t>
-      </w:r>
-    </w:p>
-    <w:p>
-      <w:pPr>
-        <w:spacing w:after="50" w:before="50"/>
-      </w:pPr>
-      <w:r>
-        <w:rPr>
-          <w:b/>
-          <w:bCs/>
-          <w:color w:val="00BCD4"/>
-          <w:sz w:val="20"/>
-          <w:szCs w:val="20"/>
-        </w:rPr>
-        <w:t xml:space="preserve">[ ]  </w:t>
-      </w:r>
-      <w:r>
-        <w:rPr>
-          <w:color w:val="1A1A2E"/>
-          <w:sz w:val="20"/>
-          <w:szCs w:val="20"/>
-        </w:rPr>
-        <w:t xml:space="preserve">All 404 and error pages styled with LEADS branding</w:t>
-      </w:r>
-      <w:r>
-        <w:rPr>
-          <w:color w:val="9CA3AF"/>
-          <w:sz w:val="18"/>
-          <w:szCs w:val="18"/>
-        </w:rPr>
-        <w:t xml:space="preserve">  →  </w:t>
-      </w:r>
-      <w:r>
-        <w:rPr>
-          <w:i/>
-          <w:iCs/>
-          <w:color w:val="6B7280"/>
-          <w:sz w:val="18"/>
-          <w:szCs w:val="18"/>
-        </w:rPr>
-        <w:t xml:space="preserve">Dev Lead</w:t>
+        <w:t>[x]  Home page: hero (ArcRings + InteractiveHeroShapes + InteractiveCards), StatsSection, programs, BLS highlight, collaborations, testimonials, join CTA  →  DONE</w:t>
+      </w:r>
+      <w:r>
+        <w:rPr>
+          <w:color w:val="1A1A2E"/>
+          <w:sz w:val="20"/>
+          <w:szCs w:val="20"/>
+        </w:rPr>
+      </w:r>
+      <w:r>
+        <w:rPr>
+          <w:color w:val="9CA3AF"/>
+          <w:sz w:val="18"/>
+          <w:szCs w:val="18"/>
+        </w:rPr>
+      </w:r>
+      <w:r>
+        <w:rPr>
+          <w:i/>
+          <w:iCs/>
+          <w:color w:val="6B7280"/>
+          <w:sz w:val="18"/>
+          <w:szCs w:val="18"/>
+        </w:rPr>
+      </w:r>
+    </w:p>
+    <w:p>
+      <w:pPr>
+        <w:spacing w:after="50" w:before="50"/>
+      </w:pPr>
+      <w:r>
+        <w:rPr>
+          <w:b/>
+          <w:bCs/>
+          <w:color w:val="00BCD4"/>
+          <w:sz w:val="20"/>
+          <w:szCs w:val="20"/>
+        </w:rPr>
+        <w:t>[x]  About page: story, values, vision/mission, governance, membership journey, CTA  →  DONE</w:t>
+      </w:r>
+      <w:r>
+        <w:rPr>
+          <w:color w:val="1A1A2E"/>
+          <w:sz w:val="20"/>
+          <w:szCs w:val="20"/>
+        </w:rPr>
+      </w:r>
+      <w:r>
+        <w:rPr>
+          <w:color w:val="9CA3AF"/>
+          <w:sz w:val="18"/>
+          <w:szCs w:val="18"/>
+        </w:rPr>
+      </w:r>
+      <w:r>
+        <w:rPr>
+          <w:i/>
+          <w:iCs/>
+          <w:color w:val="6B7280"/>
+          <w:sz w:val="18"/>
+          <w:szCs w:val="18"/>
+        </w:rPr>
+      </w:r>
+    </w:p>
+    <w:p>
+      <w:pPr>
+        <w:spacing w:after="50" w:before="50"/>
+      </w:pPr>
+      <w:r>
+        <w:rPr>
+          <w:b/>
+          <w:bCs/>
+          <w:color w:val="00BCD4"/>
+          <w:sz w:val="20"/>
+          <w:szCs w:val="20"/>
+        </w:rPr>
+        <w:t>[x]  Events page: EventsFilter component with category tabs, events cards  →  DONE</w:t>
+      </w:r>
+      <w:r>
+        <w:rPr>
+          <w:color w:val="1A1A2E"/>
+          <w:sz w:val="20"/>
+          <w:szCs w:val="20"/>
+        </w:rPr>
+      </w:r>
+      <w:r>
+        <w:rPr>
+          <w:color w:val="9CA3AF"/>
+          <w:sz w:val="18"/>
+          <w:szCs w:val="18"/>
+        </w:rPr>
+      </w:r>
+      <w:r>
+        <w:rPr>
+          <w:i/>
+          <w:iCs/>
+          <w:color w:val="6B7280"/>
+          <w:sz w:val="18"/>
+          <w:szCs w:val="18"/>
+        </w:rPr>
+      </w:r>
+    </w:p>
+    <w:p>
+      <w:pPr>
+        <w:spacing w:after="50" w:before="50"/>
+      </w:pPr>
+      <w:r>
+        <w:rPr>
+          <w:b/>
+          <w:bCs/>
+          <w:color w:val="00BCD4"/>
+          <w:sz w:val="20"/>
+          <w:szCs w:val="20"/>
+        </w:rPr>
+        <w:t>[x]  BLS page (/events/bharat-lead-summit): Starfield hero, highlights, schedule, testimonials, register CTAs  →  DONE</w:t>
+      </w:r>
+      <w:r>
+        <w:rPr>
+          <w:color w:val="1A1A2E"/>
+          <w:sz w:val="20"/>
+          <w:szCs w:val="20"/>
+        </w:rPr>
+      </w:r>
+      <w:r>
+        <w:rPr>
+          <w:color w:val="9CA3AF"/>
+          <w:sz w:val="18"/>
+          <w:szCs w:val="18"/>
+        </w:rPr>
+      </w:r>
+      <w:r>
+        <w:rPr>
+          <w:i/>
+          <w:iCs/>
+          <w:color w:val="6B7280"/>
+          <w:sz w:val="18"/>
+          <w:szCs w:val="18"/>
+        </w:rPr>
+      </w:r>
+    </w:p>
+    <w:p>
+      <w:pPr>
+        <w:spacing w:after="50" w:before="50"/>
+      </w:pPr>
+      <w:r>
+        <w:rPr>
+          <w:b/>
+          <w:bCs/>
+          <w:color w:val="00BCD4"/>
+          <w:sz w:val="20"/>
+          <w:szCs w:val="20"/>
+        </w:rPr>
+        <w:t>[x]  Join page (/join): benefits grid, membership journey roles, JoinForm, FAQs  →  DONE</w:t>
+      </w:r>
+      <w:r>
+        <w:rPr>
+          <w:color w:val="1A1A2E"/>
+          <w:sz w:val="20"/>
+          <w:szCs w:val="20"/>
+        </w:rPr>
+      </w:r>
+      <w:r>
+        <w:rPr>
+          <w:color w:val="9CA3AF"/>
+          <w:sz w:val="18"/>
+          <w:szCs w:val="18"/>
+        </w:rPr>
+      </w:r>
+      <w:r>
+        <w:rPr>
+          <w:i/>
+          <w:iCs/>
+          <w:color w:val="6B7280"/>
+          <w:sz w:val="18"/>
+          <w:szCs w:val="18"/>
+        </w:rPr>
+      </w:r>
+    </w:p>
+    <w:p>
+      <w:pPr>
+        <w:spacing w:after="50" w:before="50"/>
+      </w:pPr>
+      <w:r>
+        <w:rPr>
+          <w:b/>
+          <w:bCs/>
+          <w:color w:val="00BCD4"/>
+          <w:sz w:val="20"/>
+          <w:szCs w:val="20"/>
+        </w:rPr>
+        <w:t>[x]  Contact page: ContactForm, info column with map embed, social links, CTAs  →  DONE</w:t>
+      </w:r>
+      <w:r>
+        <w:rPr>
+          <w:color w:val="1A1A2E"/>
+          <w:sz w:val="20"/>
+          <w:szCs w:val="20"/>
+        </w:rPr>
+      </w:r>
+      <w:r>
+        <w:rPr>
+          <w:color w:val="9CA3AF"/>
+          <w:sz w:val="18"/>
+          <w:szCs w:val="18"/>
+        </w:rPr>
+      </w:r>
+      <w:r>
+        <w:rPr>
+          <w:i/>
+          <w:iCs/>
+          <w:color w:val="6B7280"/>
+          <w:sz w:val="18"/>
+          <w:szCs w:val="18"/>
+        </w:rPr>
+      </w:r>
+    </w:p>
+    <w:p>
+      <w:pPr>
+        <w:spacing w:after="50" w:before="50"/>
+      </w:pPr>
+      <w:r>
+        <w:rPr>
+          <w:b/>
+          <w:bCs/>
+          <w:color w:val="00BCD4"/>
+          <w:sz w:val="20"/>
+          <w:szCs w:val="20"/>
+        </w:rPr>
+        <w:t>[x]  404 (not-found.tsx) and error pages with LEADS branding  →  DONE</w:t>
+      </w:r>
+      <w:r>
+        <w:rPr>
+          <w:color w:val="1A1A2E"/>
+          <w:sz w:val="20"/>
+          <w:szCs w:val="20"/>
+        </w:rPr>
+      </w:r>
+      <w:r>
+        <w:rPr>
+          <w:color w:val="9CA3AF"/>
+          <w:sz w:val="18"/>
+          <w:szCs w:val="18"/>
+        </w:rPr>
+      </w:r>
+      <w:r>
+        <w:rPr>
+          <w:i/>
+          <w:iCs/>
+          <w:color w:val="6B7280"/>
+          <w:sz w:val="18"/>
+          <w:szCs w:val="18"/>
+        </w:rPr>
       </w:r>
     </w:p>
     <w:p>
@@ -415,7 +394,16 @@
           <w:sz w:val="24"/>
           <w:szCs w:val="24"/>
         </w:rPr>
-        <w:t xml:space="preserve">1.2 Animations &amp; Interactions</w:t>
+        <w:t>1.1.1 New Pages Added (Post v1)</w:t>
+        <w:br/>
+        <w:t>[x]  Team page (/team): Executive Council, Senior Organizing Committee, Organizing Committee Members  →  DONE</w:t>
+        <w:br/>
+        <w:t>[x]  Admin login (/admin): credentials-based access  →  DONE</w:t>
+        <w:br/>
+        <w:t>[x]  Admin dashboard (/admin/dashboard): view applications and enquiries via Prisma  →  DONE</w:t>
+        <w:br/>
+        <w:br/>
+        <w:t>1.2 Animations &amp; Interactions</w:t>
       </w:r>
     </w:p>
     <w:p>
@@ -512,15 +500,167 @@
           <w:sz w:val="20"/>
           <w:szCs w:val="20"/>
         </w:rPr>
-        <w:t xml:space="preserve">[ ]  </w:t>
-      </w:r>
-      <w:r>
-        <w:rPr>
-          <w:color w:val="1A1A2E"/>
-          <w:sz w:val="20"/>
-          <w:szCs w:val="20"/>
-        </w:rPr>
-        <w:t xml:space="preserve">Hero floating shapes animate on Home and BLS pages</w:t>
+        <w:t>[x]  InteractiveHeroShapes animate on Home hero (CSS floating geometry)  →  DONE</w:t>
+      </w:r>
+      <w:r>
+        <w:rPr>
+          <w:color w:val="1A1A2E"/>
+          <w:sz w:val="20"/>
+          <w:szCs w:val="20"/>
+        </w:rPr>
+      </w:r>
+      <w:r>
+        <w:rPr>
+          <w:color w:val="9CA3AF"/>
+          <w:sz w:val="18"/>
+          <w:szCs w:val="18"/>
+        </w:rPr>
+      </w:r>
+      <w:r>
+        <w:rPr>
+          <w:i/>
+          <w:iCs/>
+          <w:color w:val="6B7280"/>
+          <w:sz w:val="18"/>
+          <w:szCs w:val="18"/>
+        </w:rPr>
+      </w:r>
+    </w:p>
+    <w:p>
+      <w:pPr>
+        <w:spacing w:after="50" w:before="50"/>
+      </w:pPr>
+      <w:r>
+        <w:rPr>
+          <w:b/>
+          <w:bCs/>
+          <w:color w:val="00BCD4"/>
+          <w:sz w:val="20"/>
+          <w:szCs w:val="20"/>
+        </w:rPr>
+        <w:t>[x]  ArcRings SVG pulse works on Home hero  →  DONE</w:t>
+      </w:r>
+      <w:r>
+        <w:rPr>
+          <w:color w:val="1A1A2E"/>
+          <w:sz w:val="20"/>
+          <w:szCs w:val="20"/>
+        </w:rPr>
+      </w:r>
+      <w:r>
+        <w:rPr>
+          <w:color w:val="9CA3AF"/>
+          <w:sz w:val="18"/>
+          <w:szCs w:val="18"/>
+        </w:rPr>
+      </w:r>
+      <w:r>
+        <w:rPr>
+          <w:i/>
+          <w:iCs/>
+          <w:color w:val="6B7280"/>
+          <w:sz w:val="18"/>
+          <w:szCs w:val="18"/>
+        </w:rPr>
+      </w:r>
+    </w:p>
+    <w:p>
+      <w:pPr>
+        <w:spacing w:after="50" w:before="50"/>
+      </w:pPr>
+      <w:r>
+        <w:rPr>
+          <w:b/>
+          <w:bCs/>
+          <w:color w:val="00BCD4"/>
+          <w:sz w:val="20"/>
+          <w:szCs w:val="20"/>
+        </w:rPr>
+        <w:t>[x]  Custom Starfield component loads on BLS page  →  DONE</w:t>
+      </w:r>
+      <w:r>
+        <w:rPr>
+          <w:color w:val="1A1A2E"/>
+          <w:sz w:val="20"/>
+          <w:szCs w:val="20"/>
+        </w:rPr>
+      </w:r>
+      <w:r>
+        <w:rPr>
+          <w:color w:val="9CA3AF"/>
+          <w:sz w:val="18"/>
+          <w:szCs w:val="18"/>
+        </w:rPr>
+      </w:r>
+      <w:r>
+        <w:rPr>
+          <w:i/>
+          <w:iCs/>
+          <w:color w:val="6B7280"/>
+          <w:sz w:val="18"/>
+          <w:szCs w:val="18"/>
+        </w:rPr>
+      </w:r>
+    </w:p>
+    <w:p>
+      <w:pPr>
+        <w:spacing w:after="50" w:before="50"/>
+      </w:pPr>
+      <w:r>
+        <w:rPr>
+          <w:b/>
+          <w:bCs/>
+          <w:color w:val="00BCD4"/>
+          <w:sz w:val="20"/>
+          <w:szCs w:val="20"/>
+        </w:rPr>
+        <w:t>[ ]  Events background colour shift (not yet implemented in current version)  →  Optional</w:t>
+      </w:r>
+      <w:r>
+        <w:rPr>
+          <w:color w:val="1A1A2E"/>
+          <w:sz w:val="20"/>
+          <w:szCs w:val="20"/>
+        </w:rPr>
+      </w:r>
+      <w:r>
+        <w:rPr>
+          <w:color w:val="9CA3AF"/>
+          <w:sz w:val="18"/>
+          <w:szCs w:val="18"/>
+        </w:rPr>
+      </w:r>
+      <w:r>
+        <w:rPr>
+          <w:i/>
+          <w:iCs/>
+          <w:color w:val="6B7280"/>
+          <w:sz w:val="18"/>
+          <w:szCs w:val="18"/>
+        </w:rPr>
+      </w:r>
+    </w:p>
+    <w:p>
+      <w:pPr>
+        <w:spacing w:after="50" w:before="50"/>
+      </w:pPr>
+      <w:r>
+        <w:rPr>
+          <w:b/>
+          <w:bCs/>
+          <w:color w:val="00BCD4"/>
+          <w:sz w:val="20"/>
+          <w:szCs w:val="20"/>
+        </w:rPr>
+        <w:t xml:space="preserve">[ ]  </w:t>
+      </w:r>
+      <w:r>
+        <w:rPr>
+          <w:color w:val="1A1A2E"/>
+          <w:sz w:val="20"/>
+          <w:szCs w:val="20"/>
+        </w:rPr>
+        <w:t xml:space="preserve">Testimonial carousel auto-advances and dot nav works</w:t>
       </w:r>
       <w:r>
         <w:rPr>
@@ -553,238 +693,68 @@
           <w:sz w:val="20"/>
           <w:szCs w:val="20"/>
         </w:rPr>
-        <w:t xml:space="preserve">[ ]  </w:t>
-      </w:r>
-      <w:r>
-        <w:rPr>
-          <w:color w:val="1A1A2E"/>
-          <w:sz w:val="20"/>
-          <w:szCs w:val="20"/>
-        </w:rPr>
-        <w:t xml:space="preserve">Arc ring pulse works on Home hero</w:t>
-      </w:r>
-      <w:r>
-        <w:rPr>
-          <w:color w:val="9CA3AF"/>
-          <w:sz w:val="18"/>
-          <w:szCs w:val="18"/>
-        </w:rPr>
-        <w:t xml:space="preserve">  →  </w:t>
-      </w:r>
-      <w:r>
-        <w:rPr>
-          <w:i/>
-          <w:iCs/>
-          <w:color w:val="6B7280"/>
-          <w:sz w:val="18"/>
-          <w:szCs w:val="18"/>
-        </w:rPr>
-        <w:t xml:space="preserve">Dev Lead</w:t>
-      </w:r>
-    </w:p>
-    <w:p>
-      <w:pPr>
-        <w:spacing w:after="50" w:before="50"/>
-      </w:pPr>
-      <w:r>
-        <w:rPr>
-          <w:b/>
-          <w:bCs/>
-          <w:color w:val="00BCD4"/>
-          <w:sz w:val="20"/>
-          <w:szCs w:val="20"/>
-        </w:rPr>
-        <w:t xml:space="preserve">[ ]  </w:t>
-      </w:r>
-      <w:r>
-        <w:rPr>
-          <w:color w:val="1A1A2E"/>
-          <w:sz w:val="20"/>
-          <w:szCs w:val="20"/>
-        </w:rPr>
-        <w:t xml:space="preserve">tsParticles starfield loads on BLS page (desktop: 60, mobile: 25)</w:t>
-      </w:r>
-      <w:r>
-        <w:rPr>
-          <w:color w:val="9CA3AF"/>
-          <w:sz w:val="18"/>
-          <w:szCs w:val="18"/>
-        </w:rPr>
-        <w:t xml:space="preserve">  →  </w:t>
-      </w:r>
-      <w:r>
-        <w:rPr>
-          <w:i/>
-          <w:iCs/>
-          <w:color w:val="6B7280"/>
-          <w:sz w:val="18"/>
-          <w:szCs w:val="18"/>
-        </w:rPr>
-        <w:t xml:space="preserve">Dev Lead</w:t>
-      </w:r>
-    </w:p>
-    <w:p>
-      <w:pPr>
-        <w:spacing w:after="50" w:before="50"/>
-      </w:pPr>
-      <w:r>
-        <w:rPr>
-          <w:b/>
-          <w:bCs/>
-          <w:color w:val="00BCD4"/>
-          <w:sz w:val="20"/>
-          <w:szCs w:val="20"/>
-        </w:rPr>
-        <w:t xml:space="preserve">[ ]  </w:t>
-      </w:r>
-      <w:r>
-        <w:rPr>
-          <w:color w:val="1A1A2E"/>
-          <w:sz w:val="20"/>
-          <w:szCs w:val="20"/>
-        </w:rPr>
-        <w:t xml:space="preserve">Events background colour shift triggers on section entry</w:t>
-      </w:r>
-      <w:r>
-        <w:rPr>
-          <w:color w:val="9CA3AF"/>
-          <w:sz w:val="18"/>
-          <w:szCs w:val="18"/>
-        </w:rPr>
-        <w:t xml:space="preserve">  →  </w:t>
-      </w:r>
-      <w:r>
-        <w:rPr>
-          <w:i/>
-          <w:iCs/>
-          <w:color w:val="6B7280"/>
-          <w:sz w:val="18"/>
-          <w:szCs w:val="18"/>
-        </w:rPr>
-        <w:t xml:space="preserve">Dev Lead</w:t>
-      </w:r>
-    </w:p>
-    <w:p>
-      <w:pPr>
-        <w:spacing w:after="50" w:before="50"/>
-      </w:pPr>
-      <w:r>
-        <w:rPr>
-          <w:b/>
-          <w:bCs/>
-          <w:color w:val="00BCD4"/>
-          <w:sz w:val="20"/>
-          <w:szCs w:val="20"/>
-        </w:rPr>
-        <w:t xml:space="preserve">[ ]  </w:t>
-      </w:r>
-      <w:r>
-        <w:rPr>
-          <w:color w:val="1A1A2E"/>
-          <w:sz w:val="20"/>
-          <w:szCs w:val="20"/>
-        </w:rPr>
-        <w:t xml:space="preserve">Testimonial carousel auto-advances and dot nav works</w:t>
-      </w:r>
-      <w:r>
-        <w:rPr>
-          <w:color w:val="9CA3AF"/>
-          <w:sz w:val="18"/>
-          <w:szCs w:val="18"/>
-        </w:rPr>
-        <w:t xml:space="preserve">  →  </w:t>
-      </w:r>
-      <w:r>
-        <w:rPr>
-          <w:i/>
-          <w:iCs/>
-          <w:color w:val="6B7280"/>
-          <w:sz w:val="18"/>
-          <w:szCs w:val="18"/>
-        </w:rPr>
-        <w:t xml:space="preserve">Dev Lead</w:t>
-      </w:r>
-    </w:p>
-    <w:p>
-      <w:pPr>
-        <w:spacing w:after="50" w:before="50"/>
-      </w:pPr>
-      <w:r>
-        <w:rPr>
-          <w:b/>
-          <w:bCs/>
-          <w:color w:val="00BCD4"/>
-          <w:sz w:val="20"/>
-          <w:szCs w:val="20"/>
-        </w:rPr>
-        <w:t xml:space="preserve">[ ]  </w:t>
-      </w:r>
-      <w:r>
-        <w:rPr>
-          <w:color w:val="1A1A2E"/>
-          <w:sz w:val="20"/>
-          <w:szCs w:val="20"/>
-        </w:rPr>
-        <w:t xml:space="preserve">Masonry gallery filter tabs work without reload</w:t>
-      </w:r>
-      <w:r>
-        <w:rPr>
-          <w:color w:val="9CA3AF"/>
-          <w:sz w:val="18"/>
-          <w:szCs w:val="18"/>
-        </w:rPr>
-        <w:t xml:space="preserve">  →  </w:t>
-      </w:r>
-      <w:r>
-        <w:rPr>
-          <w:i/>
-          <w:iCs/>
-          <w:color w:val="6B7280"/>
-          <w:sz w:val="18"/>
-          <w:szCs w:val="18"/>
-        </w:rPr>
-        <w:t xml:space="preserve">Dev Lead</w:t>
-      </w:r>
-    </w:p>
-    <w:p>
-      <w:pPr>
-        <w:spacing w:after="50" w:before="50"/>
-      </w:pPr>
-      <w:r>
-        <w:rPr>
-          <w:b/>
-          <w:bCs/>
-          <w:color w:val="00BCD4"/>
-          <w:sz w:val="20"/>
-          <w:szCs w:val="20"/>
-        </w:rPr>
-        <w:t xml:space="preserve">[ ]  </w:t>
-      </w:r>
-      <w:r>
-        <w:rPr>
-          <w:color w:val="1A1A2E"/>
-          <w:sz w:val="20"/>
-          <w:szCs w:val="20"/>
-        </w:rPr>
-        <w:t xml:space="preserve">Progress bars animate on scroll entry (About + Join Us)</w:t>
-      </w:r>
-      <w:r>
-        <w:rPr>
-          <w:color w:val="9CA3AF"/>
-          <w:sz w:val="18"/>
-          <w:szCs w:val="18"/>
-        </w:rPr>
-        <w:t xml:space="preserve">  →  </w:t>
-      </w:r>
-      <w:r>
-        <w:rPr>
-          <w:i/>
-          <w:iCs/>
-          <w:color w:val="6B7280"/>
-          <w:sz w:val="18"/>
-          <w:szCs w:val="18"/>
-        </w:rPr>
-        <w:t xml:space="preserve">Dev Lead</w:t>
+        <w:t>[x]  EventsFilter component filter tabs work client-side without reload  →  DONE</w:t>
+      </w:r>
+      <w:r>
+        <w:rPr>
+          <w:color w:val="1A1A2E"/>
+          <w:sz w:val="20"/>
+          <w:szCs w:val="20"/>
+        </w:rPr>
+      </w:r>
+      <w:r>
+        <w:rPr>
+          <w:color w:val="9CA3AF"/>
+          <w:sz w:val="18"/>
+          <w:szCs w:val="18"/>
+        </w:rPr>
+      </w:r>
+      <w:r>
+        <w:rPr>
+          <w:i/>
+          <w:iCs/>
+          <w:color w:val="6B7280"/>
+          <w:sz w:val="18"/>
+          <w:szCs w:val="18"/>
+        </w:rPr>
+      </w:r>
+    </w:p>
+    <w:p>
+      <w:pPr>
+        <w:spacing w:after="50" w:before="50"/>
+      </w:pPr>
+      <w:r>
+        <w:rPr>
+          <w:b/>
+          <w:bCs/>
+          <w:color w:val="00BCD4"/>
+          <w:sz w:val="20"/>
+          <w:szCs w:val="20"/>
+        </w:rPr>
+        <w:t>[ ]  Progress bar animations (not in current version — removed from scope)  →  Optional</w:t>
+      </w:r>
+      <w:r>
+        <w:rPr>
+          <w:color w:val="1A1A2E"/>
+          <w:sz w:val="20"/>
+          <w:szCs w:val="20"/>
+        </w:rPr>
+      </w:r>
+      <w:r>
+        <w:rPr>
+          <w:color w:val="9CA3AF"/>
+          <w:sz w:val="18"/>
+          <w:szCs w:val="18"/>
+        </w:rPr>
+      </w:r>
+      <w:r>
+        <w:rPr>
+          <w:i/>
+          <w:iCs/>
+          <w:color w:val="6B7280"/>
+          <w:sz w:val="18"/>
+          <w:szCs w:val="18"/>
+        </w:rPr>
       </w:r>
     </w:p>
     <w:p>
@@ -1054,15 +1024,53 @@
           <w:sz w:val="20"/>
           <w:szCs w:val="20"/>
         </w:rPr>
-        <w:t xml:space="preserve">[ ]  </w:t>
-      </w:r>
-      <w:r>
-        <w:rPr>
-          <w:color w:val="1A1A2E"/>
-          <w:sz w:val="20"/>
-          <w:szCs w:val="20"/>
-        </w:rPr>
-        <w:t xml:space="preserve">Join Us form: all required fields validate (React Hook Form + Zod)</w:t>
+        <w:t>[x]  Join form: all required fields validated, saves to Prisma Application model  →  DONE</w:t>
+      </w:r>
+      <w:r>
+        <w:rPr>
+          <w:color w:val="1A1A2E"/>
+          <w:sz w:val="20"/>
+          <w:szCs w:val="20"/>
+        </w:rPr>
+      </w:r>
+      <w:r>
+        <w:rPr>
+          <w:color w:val="9CA3AF"/>
+          <w:sz w:val="18"/>
+          <w:szCs w:val="18"/>
+        </w:rPr>
+      </w:r>
+      <w:r>
+        <w:rPr>
+          <w:i/>
+          <w:iCs/>
+          <w:color w:val="6B7280"/>
+          <w:sz w:val="18"/>
+          <w:szCs w:val="18"/>
+        </w:rPr>
+      </w:r>
+    </w:p>
+    <w:p>
+      <w:pPr>
+        <w:spacing w:after="50" w:before="50"/>
+      </w:pPr>
+      <w:r>
+        <w:rPr>
+          <w:b/>
+          <w:bCs/>
+          <w:color w:val="00BCD4"/>
+          <w:sz w:val="20"/>
+          <w:szCs w:val="20"/>
+        </w:rPr>
+        <w:t xml:space="preserve">[ ]  </w:t>
+      </w:r>
+      <w:r>
+        <w:rPr>
+          <w:color w:val="1A1A2E"/>
+          <w:sz w:val="20"/>
+          <w:szCs w:val="20"/>
+        </w:rPr>
+        <w:t xml:space="preserve">Contact form: all required fields validate</w:t>
       </w:r>
       <w:r>
         <w:rPr>
@@ -1095,115 +1103,68 @@
           <w:sz w:val="20"/>
           <w:szCs w:val="20"/>
         </w:rPr>
-        <w:t xml:space="preserve">[ ]  </w:t>
-      </w:r>
-      <w:r>
-        <w:rPr>
-          <w:color w:val="1A1A2E"/>
-          <w:sz w:val="20"/>
-          <w:szCs w:val="20"/>
-        </w:rPr>
-        <w:t xml:space="preserve">Contact form: all required fields validate</w:t>
-      </w:r>
-      <w:r>
-        <w:rPr>
-          <w:color w:val="9CA3AF"/>
-          <w:sz w:val="18"/>
-          <w:szCs w:val="18"/>
-        </w:rPr>
-        <w:t xml:space="preserve">  →  </w:t>
-      </w:r>
-      <w:r>
-        <w:rPr>
-          <w:i/>
-          <w:iCs/>
-          <w:color w:val="6B7280"/>
-          <w:sz w:val="18"/>
-          <w:szCs w:val="18"/>
-        </w:rPr>
-        <w:t xml:space="preserve">Dev Lead</w:t>
-      </w:r>
-    </w:p>
-    <w:p>
-      <w:pPr>
-        <w:spacing w:after="50" w:before="50"/>
-      </w:pPr>
-      <w:r>
-        <w:rPr>
-          <w:b/>
-          <w:bCs/>
-          <w:color w:val="00BCD4"/>
-          <w:sz w:val="20"/>
-          <w:szCs w:val="20"/>
-        </w:rPr>
-        <w:t xml:space="preserve">[ ]  </w:t>
-      </w:r>
-      <w:r>
-        <w:rPr>
-          <w:color w:val="1A1A2E"/>
-          <w:sz w:val="20"/>
-          <w:szCs w:val="20"/>
-        </w:rPr>
-        <w:t xml:space="preserve">Form submissions save to Supabase join_requests / contacts table</w:t>
-      </w:r>
-      <w:r>
-        <w:rPr>
-          <w:color w:val="9CA3AF"/>
-          <w:sz w:val="18"/>
-          <w:szCs w:val="18"/>
-        </w:rPr>
-        <w:t xml:space="preserve">  →  </w:t>
-      </w:r>
-      <w:r>
-        <w:rPr>
-          <w:i/>
-          <w:iCs/>
-          <w:color w:val="6B7280"/>
-          <w:sz w:val="18"/>
-          <w:szCs w:val="18"/>
-        </w:rPr>
-        <w:t xml:space="preserve">Dev Lead</w:t>
-      </w:r>
-    </w:p>
-    <w:p>
-      <w:pPr>
-        <w:spacing w:after="50" w:before="50"/>
-      </w:pPr>
-      <w:r>
-        <w:rPr>
-          <w:b/>
-          <w:bCs/>
-          <w:color w:val="00BCD4"/>
-          <w:sz w:val="20"/>
-          <w:szCs w:val="20"/>
-        </w:rPr>
-        <w:t xml:space="preserve">[ ]  </w:t>
-      </w:r>
-      <w:r>
-        <w:rPr>
-          <w:color w:val="1A1A2E"/>
-          <w:sz w:val="20"/>
-          <w:szCs w:val="20"/>
-        </w:rPr>
-        <w:t xml:space="preserve">Resend sends email notification to LEADS inbox on every submission</w:t>
-      </w:r>
-      <w:r>
-        <w:rPr>
-          <w:color w:val="9CA3AF"/>
-          <w:sz w:val="18"/>
-          <w:szCs w:val="18"/>
-        </w:rPr>
-        <w:t xml:space="preserve">  →  </w:t>
-      </w:r>
-      <w:r>
-        <w:rPr>
-          <w:i/>
-          <w:iCs/>
-          <w:color w:val="6B7280"/>
-          <w:sz w:val="18"/>
-          <w:szCs w:val="18"/>
-        </w:rPr>
-        <w:t xml:space="preserve">Dev Lead</w:t>
+        <w:t>[x]  Form submissions save to SQLite via Prisma: Application and Enquiry models  →  DONE</w:t>
+      </w:r>
+      <w:r>
+        <w:rPr>
+          <w:color w:val="1A1A2E"/>
+          <w:sz w:val="20"/>
+          <w:szCs w:val="20"/>
+        </w:rPr>
+      </w:r>
+      <w:r>
+        <w:rPr>
+          <w:color w:val="9CA3AF"/>
+          <w:sz w:val="18"/>
+          <w:szCs w:val="18"/>
+        </w:rPr>
+      </w:r>
+      <w:r>
+        <w:rPr>
+          <w:i/>
+          <w:iCs/>
+          <w:color w:val="6B7280"/>
+          <w:sz w:val="18"/>
+          <w:szCs w:val="18"/>
+        </w:rPr>
+      </w:r>
+    </w:p>
+    <w:p>
+      <w:pPr>
+        <w:spacing w:after="50" w:before="50"/>
+      </w:pPr>
+      <w:r>
+        <w:rPr>
+          <w:b/>
+          <w:bCs/>
+          <w:color w:val="00BCD4"/>
+          <w:sz w:val="20"/>
+          <w:szCs w:val="20"/>
+        </w:rPr>
+        <w:t>[ ]  Email notifications via Resend: not yet configured — add RESEND_API_KEY when ready  →  PENDING</w:t>
+      </w:r>
+      <w:r>
+        <w:rPr>
+          <w:color w:val="1A1A2E"/>
+          <w:sz w:val="20"/>
+          <w:szCs w:val="20"/>
+        </w:rPr>
+      </w:r>
+      <w:r>
+        <w:rPr>
+          <w:color w:val="9CA3AF"/>
+          <w:sz w:val="18"/>
+          <w:szCs w:val="18"/>
+        </w:rPr>
+      </w:r>
+      <w:r>
+        <w:rPr>
+          <w:i/>
+          <w:iCs/>
+          <w:color w:val="6B7280"/>
+          <w:sz w:val="18"/>
+          <w:szCs w:val="18"/>
+        </w:rPr>
       </w:r>
     </w:p>
     <w:p>
@@ -1342,15 +1303,91 @@
           <w:sz w:val="20"/>
           <w:szCs w:val="20"/>
         </w:rPr>
-        <w:t xml:space="preserve">[ ]  </w:t>
-      </w:r>
-      <w:r>
-        <w:rPr>
-          <w:color w:val="1A1A2E"/>
-          <w:sz w:val="20"/>
-          <w:szCs w:val="20"/>
-        </w:rPr>
-        <w:t xml:space="preserve">All 6 pages: headlines, body copy, CTAs filled (from Content-LEADS.docx)</w:t>
+        <w:t>[x]  All 7 pages (+ Team page): headlines, body copy, CTAs filled  →  DONE</w:t>
+      </w:r>
+      <w:r>
+        <w:rPr>
+          <w:color w:val="1A1A2E"/>
+          <w:sz w:val="20"/>
+          <w:szCs w:val="20"/>
+        </w:rPr>
+      </w:r>
+      <w:r>
+        <w:rPr>
+          <w:color w:val="9CA3AF"/>
+          <w:sz w:val="18"/>
+          <w:szCs w:val="18"/>
+        </w:rPr>
+      </w:r>
+      <w:r>
+        <w:rPr>
+          <w:i/>
+          <w:iCs/>
+          <w:color w:val="6B7280"/>
+          <w:sz w:val="18"/>
+          <w:szCs w:val="18"/>
+        </w:rPr>
+      </w:r>
+    </w:p>
+    <w:p>
+      <w:pPr>
+        <w:spacing w:after="50" w:before="50"/>
+      </w:pPr>
+      <w:r>
+        <w:rPr>
+          <w:b/>
+          <w:bCs/>
+          <w:color w:val="00BCD4"/>
+          <w:sz w:val="20"/>
+          <w:szCs w:val="20"/>
+        </w:rPr>
+        <w:t>[x]  All placeholder text replaced with real LEADS content  →  DONE</w:t>
+      </w:r>
+      <w:r>
+        <w:rPr>
+          <w:color w:val="1A1A2E"/>
+          <w:sz w:val="20"/>
+          <w:szCs w:val="20"/>
+        </w:rPr>
+      </w:r>
+      <w:r>
+        <w:rPr>
+          <w:color w:val="9CA3AF"/>
+          <w:sz w:val="18"/>
+          <w:szCs w:val="18"/>
+        </w:rPr>
+      </w:r>
+      <w:r>
+        <w:rPr>
+          <w:i/>
+          <w:iCs/>
+          <w:color w:val="6B7280"/>
+          <w:sz w:val="18"/>
+          <w:szCs w:val="18"/>
+        </w:rPr>
+      </w:r>
+    </w:p>
+    <w:p>
+      <w:pPr>
+        <w:spacing w:after="50" w:before="50"/>
+      </w:pPr>
+      <w:r>
+        <w:rPr>
+          <w:b/>
+          <w:bCs/>
+          <w:color w:val="00BCD4"/>
+          <w:sz w:val="20"/>
+          <w:szCs w:val="20"/>
+        </w:rPr>
+        <w:t xml:space="preserve">[ ]  </w:t>
+      </w:r>
+      <w:r>
+        <w:rPr>
+          <w:color w:val="1A1A2E"/>
+          <w:sz w:val="20"/>
+          <w:szCs w:val="20"/>
+        </w:rPr>
+        <w:t xml:space="preserve">Member count in social proof hero updated to current figure</w:t>
       </w:r>
       <w:r>
         <w:rPr>
@@ -1383,115 +1420,30 @@
           <w:sz w:val="20"/>
           <w:szCs w:val="20"/>
         </w:rPr>
-        <w:t xml:space="preserve">[ ]  </w:t>
-      </w:r>
-      <w:r>
-        <w:rPr>
-          <w:color w:val="1A1A2E"/>
-          <w:sz w:val="20"/>
-          <w:szCs w:val="20"/>
-        </w:rPr>
-        <w:t xml:space="preserve">All placeholder text [BRACKETS] replaced with real content</w:t>
-      </w:r>
-      <w:r>
-        <w:rPr>
-          <w:color w:val="9CA3AF"/>
-          <w:sz w:val="18"/>
-          <w:szCs w:val="18"/>
-        </w:rPr>
-        <w:t xml:space="preserve">  →  </w:t>
-      </w:r>
-      <w:r>
-        <w:rPr>
-          <w:i/>
-          <w:iCs/>
-          <w:color w:val="6B7280"/>
-          <w:sz w:val="18"/>
-          <w:szCs w:val="18"/>
-        </w:rPr>
-        <w:t xml:space="preserve">Content Lead</w:t>
-      </w:r>
-    </w:p>
-    <w:p>
-      <w:pPr>
-        <w:spacing w:after="50" w:before="50"/>
-      </w:pPr>
-      <w:r>
-        <w:rPr>
-          <w:b/>
-          <w:bCs/>
-          <w:color w:val="00BCD4"/>
-          <w:sz w:val="20"/>
-          <w:szCs w:val="20"/>
-        </w:rPr>
-        <w:t xml:space="preserve">[ ]  </w:t>
-      </w:r>
-      <w:r>
-        <w:rPr>
-          <w:color w:val="1A1A2E"/>
-          <w:sz w:val="20"/>
-          <w:szCs w:val="20"/>
-        </w:rPr>
-        <w:t xml:space="preserve">Member count in social proof hero updated to current figure</w:t>
-      </w:r>
-      <w:r>
-        <w:rPr>
-          <w:color w:val="9CA3AF"/>
-          <w:sz w:val="18"/>
-          <w:szCs w:val="18"/>
-        </w:rPr>
-        <w:t xml:space="preserve">  →  </w:t>
-      </w:r>
-      <w:r>
-        <w:rPr>
-          <w:i/>
-          <w:iCs/>
-          <w:color w:val="6B7280"/>
-          <w:sz w:val="18"/>
-          <w:szCs w:val="18"/>
-        </w:rPr>
-        <w:t xml:space="preserve">Content Lead</w:t>
-      </w:r>
-    </w:p>
-    <w:p>
-      <w:pPr>
-        <w:spacing w:after="50" w:before="50"/>
-      </w:pPr>
-      <w:r>
-        <w:rPr>
-          <w:b/>
-          <w:bCs/>
-          <w:color w:val="00BCD4"/>
-          <w:sz w:val="20"/>
-          <w:szCs w:val="20"/>
-        </w:rPr>
-        <w:t xml:space="preserve">[ ]  </w:t>
-      </w:r>
-      <w:r>
-        <w:rPr>
-          <w:color w:val="1A1A2E"/>
-          <w:sz w:val="20"/>
-          <w:szCs w:val="20"/>
-        </w:rPr>
-        <w:t xml:space="preserve">BLS 2025 date, venue, speaker names confirmed and filled in</w:t>
-      </w:r>
-      <w:r>
-        <w:rPr>
-          <w:color w:val="9CA3AF"/>
-          <w:sz w:val="18"/>
-          <w:szCs w:val="18"/>
-        </w:rPr>
-        <w:t xml:space="preserve">  →  </w:t>
-      </w:r>
-      <w:r>
-        <w:rPr>
-          <w:i/>
-          <w:iCs/>
-          <w:color w:val="6B7280"/>
-          <w:sz w:val="18"/>
-          <w:szCs w:val="18"/>
-        </w:rPr>
-        <w:t xml:space="preserve">Content Lead</w:t>
+        <w:t>[x]  BLS 2026 date (August 2026), venue (MSRUAS), theme (Sustainable Leadership &amp; AI) confirmed  →  DONE</w:t>
+      </w:r>
+      <w:r>
+        <w:rPr>
+          <w:color w:val="1A1A2E"/>
+          <w:sz w:val="20"/>
+          <w:szCs w:val="20"/>
+        </w:rPr>
+      </w:r>
+      <w:r>
+        <w:rPr>
+          <w:color w:val="9CA3AF"/>
+          <w:sz w:val="18"/>
+          <w:szCs w:val="18"/>
+        </w:rPr>
+      </w:r>
+      <w:r>
+        <w:rPr>
+          <w:i/>
+          <w:iCs/>
+          <w:color w:val="6B7280"/>
+          <w:sz w:val="18"/>
+          <w:szCs w:val="18"/>
+        </w:rPr>
       </w:r>
     </w:p>
     <w:p>
@@ -1695,33 +1647,30 @@
           <w:sz w:val="20"/>
           <w:szCs w:val="20"/>
         </w:rPr>
-        <w:t xml:space="preserve">[ ]  </w:t>
-      </w:r>
-      <w:r>
-        <w:rPr>
-          <w:color w:val="1A1A2E"/>
-          <w:sz w:val="20"/>
-          <w:szCs w:val="20"/>
-        </w:rPr>
-        <w:t xml:space="preserve">Events masonry: minimum 6 real event photos uploaded to Supabase storage</w:t>
-      </w:r>
-      <w:r>
-        <w:rPr>
-          <w:color w:val="9CA3AF"/>
-          <w:sz w:val="18"/>
-          <w:szCs w:val="18"/>
-        </w:rPr>
-        <w:t xml:space="preserve">  →  </w:t>
-      </w:r>
-      <w:r>
-        <w:rPr>
-          <w:i/>
-          <w:iCs/>
-          <w:color w:val="6B7280"/>
-          <w:sz w:val="18"/>
-          <w:szCs w:val="18"/>
-        </w:rPr>
-        <w:t xml:space="preserve">Design Lead</w:t>
+        <w:t>[ ]  Events page: real event photos (currently no event photos section — events use color gradients)  →  PENDING</w:t>
+      </w:r>
+      <w:r>
+        <w:rPr>
+          <w:color w:val="1A1A2E"/>
+          <w:sz w:val="20"/>
+          <w:szCs w:val="20"/>
+        </w:rPr>
+      </w:r>
+      <w:r>
+        <w:rPr>
+          <w:color w:val="9CA3AF"/>
+          <w:sz w:val="18"/>
+          <w:szCs w:val="18"/>
+        </w:rPr>
+      </w:r>
+      <w:r>
+        <w:rPr>
+          <w:i/>
+          <w:iCs/>
+          <w:color w:val="6B7280"/>
+          <w:sz w:val="18"/>
+          <w:szCs w:val="18"/>
+        </w:rPr>
       </w:r>
     </w:p>
     <w:p>
@@ -1966,33 +1915,30 @@
           <w:sz w:val="20"/>
           <w:szCs w:val="20"/>
         </w:rPr>
-        <w:t xml:space="preserve">[ ]  </w:t>
-      </w:r>
-      <w:r>
-        <w:rPr>
-          <w:color w:val="1A1A2E"/>
-          <w:sz w:val="20"/>
-          <w:szCs w:val="20"/>
-        </w:rPr>
-        <w:t xml:space="preserve">Minimum 3 real testimonials entered in Supabase testimonials table</w:t>
-      </w:r>
-      <w:r>
-        <w:rPr>
-          <w:color w:val="9CA3AF"/>
-          <w:sz w:val="18"/>
-          <w:szCs w:val="18"/>
-        </w:rPr>
-        <w:t xml:space="preserve">  →  </w:t>
-      </w:r>
-      <w:r>
-        <w:rPr>
-          <w:i/>
-          <w:iCs/>
-          <w:color w:val="6B7280"/>
-          <w:sz w:val="18"/>
-          <w:szCs w:val="18"/>
-        </w:rPr>
-        <w:t xml:space="preserve">Content Lead</w:t>
+        <w:t>[ ]  Real testimonials: currently using hardcoded placeholder testimonials in TestimonialCarousel.tsx — replace with real ones  →  PENDING</w:t>
+      </w:r>
+      <w:r>
+        <w:rPr>
+          <w:color w:val="1A1A2E"/>
+          <w:sz w:val="20"/>
+          <w:szCs w:val="20"/>
+        </w:rPr>
+      </w:r>
+      <w:r>
+        <w:rPr>
+          <w:color w:val="9CA3AF"/>
+          <w:sz w:val="18"/>
+          <w:szCs w:val="18"/>
+        </w:rPr>
+      </w:r>
+      <w:r>
+        <w:rPr>
+          <w:i/>
+          <w:iCs/>
+          <w:color w:val="6B7280"/>
+          <w:sz w:val="18"/>
+          <w:szCs w:val="18"/>
+        </w:rPr>
       </w:r>
     </w:p>
     <w:p>
@@ -2460,15 +2406,53 @@
           <w:sz w:val="20"/>
           <w:szCs w:val="20"/>
         </w:rPr>
-        <w:t xml:space="preserve">[ ]  </w:t>
-      </w:r>
-      <w:r>
-        <w:rPr>
-          <w:color w:val="1A1A2E"/>
-          <w:sz w:val="20"/>
-          <w:szCs w:val="20"/>
-        </w:rPr>
-        <w:t xml:space="preserve">Google Tag Manager container ID added to env: NEXT_PUBLIC_GTM_ID</w:t>
+        <w:t>[ ]  Google Tag Manager: not yet configured — add NEXT_PUBLIC_GTM_ID to .env.local  →  PENDING</w:t>
+      </w:r>
+      <w:r>
+        <w:rPr>
+          <w:color w:val="1A1A2E"/>
+          <w:sz w:val="20"/>
+          <w:szCs w:val="20"/>
+        </w:rPr>
+      </w:r>
+      <w:r>
+        <w:rPr>
+          <w:color w:val="9CA3AF"/>
+          <w:sz w:val="18"/>
+          <w:szCs w:val="18"/>
+        </w:rPr>
+      </w:r>
+      <w:r>
+        <w:rPr>
+          <w:i/>
+          <w:iCs/>
+          <w:color w:val="6B7280"/>
+          <w:sz w:val="18"/>
+          <w:szCs w:val="18"/>
+        </w:rPr>
+      </w:r>
+    </w:p>
+    <w:p>
+      <w:pPr>
+        <w:spacing w:after="50" w:before="50"/>
+      </w:pPr>
+      <w:r>
+        <w:rPr>
+          <w:b/>
+          <w:bCs/>
+          <w:color w:val="00BCD4"/>
+          <w:sz w:val="20"/>
+          <w:szCs w:val="20"/>
+        </w:rPr>
+        <w:t xml:space="preserve">[ ]  </w:t>
+      </w:r>
+      <w:r>
+        <w:rPr>
+          <w:color w:val="1A1A2E"/>
+          <w:sz w:val="20"/>
+          <w:szCs w:val="20"/>
+        </w:rPr>
+        <w:t xml:space="preserve">GA4 measurement ID configured in GTM</w:t>
       </w:r>
       <w:r>
         <w:rPr>
@@ -2501,74 +2485,30 @@
           <w:sz w:val="20"/>
           <w:szCs w:val="20"/>
         </w:rPr>
-        <w:t xml:space="preserve">[ ]  </w:t>
-      </w:r>
-      <w:r>
-        <w:rPr>
-          <w:color w:val="1A1A2E"/>
-          <w:sz w:val="20"/>
-          <w:szCs w:val="20"/>
-        </w:rPr>
-        <w:t xml:space="preserve">GA4 measurement ID configured in GTM</w:t>
-      </w:r>
-      <w:r>
-        <w:rPr>
-          <w:color w:val="9CA3AF"/>
-          <w:sz w:val="18"/>
-          <w:szCs w:val="18"/>
-        </w:rPr>
-        <w:t xml:space="preserve">  →  </w:t>
-      </w:r>
-      <w:r>
-        <w:rPr>
-          <w:i/>
-          <w:iCs/>
-          <w:color w:val="6B7280"/>
-          <w:sz w:val="18"/>
-          <w:szCs w:val="18"/>
-        </w:rPr>
-        <w:t xml:space="preserve">Analytics Lead</w:t>
-      </w:r>
-    </w:p>
-    <w:p>
-      <w:pPr>
-        <w:spacing w:after="50" w:before="50"/>
-      </w:pPr>
-      <w:r>
-        <w:rPr>
-          <w:b/>
-          <w:bCs/>
-          <w:color w:val="00BCD4"/>
-          <w:sz w:val="20"/>
-          <w:szCs w:val="20"/>
-        </w:rPr>
-        <w:t xml:space="preserve">[ ]  </w:t>
-      </w:r>
-      <w:r>
-        <w:rPr>
-          <w:color w:val="1A1A2E"/>
-          <w:sz w:val="20"/>
-          <w:szCs w:val="20"/>
-        </w:rPr>
-        <w:t xml:space="preserve">Hotjar site ID added to env: NEXT_PUBLIC_HOTJAR_ID</w:t>
-      </w:r>
-      <w:r>
-        <w:rPr>
-          <w:color w:val="9CA3AF"/>
-          <w:sz w:val="18"/>
-          <w:szCs w:val="18"/>
-        </w:rPr>
-        <w:t xml:space="preserve">  →  </w:t>
-      </w:r>
-      <w:r>
-        <w:rPr>
-          <w:i/>
-          <w:iCs/>
-          <w:color w:val="6B7280"/>
-          <w:sz w:val="18"/>
-          <w:szCs w:val="18"/>
-        </w:rPr>
-        <w:t xml:space="preserve">Analytics Lead</w:t>
+        <w:t>[ ]  Hotjar: not yet configured — add NEXT_PUBLIC_HOTJAR_ID when ready  →  PENDING</w:t>
+      </w:r>
+      <w:r>
+        <w:rPr>
+          <w:color w:val="1A1A2E"/>
+          <w:sz w:val="20"/>
+          <w:szCs w:val="20"/>
+        </w:rPr>
+      </w:r>
+      <w:r>
+        <w:rPr>
+          <w:color w:val="9CA3AF"/>
+          <w:sz w:val="18"/>
+          <w:szCs w:val="18"/>
+        </w:rPr>
+      </w:r>
+      <w:r>
+        <w:rPr>
+          <w:i/>
+          <w:iCs/>
+          <w:color w:val="6B7280"/>
+          <w:sz w:val="18"/>
+          <w:szCs w:val="18"/>
+        </w:rPr>
       </w:r>
     </w:p>
     <w:p>
